--- a/lc-payment-wc/analysis/Payment_Component_Calculation_Validation.docx
+++ b/lc-payment-wc/analysis/Payment_Component_Calculation_Validation.docx
@@ -10856,6 +10856,108 @@
       </w:pPr>
       <w:r>
         <w:t xml:space="preserve">No formula in Payment_Component_Calculation_Validation.docx itself was found to contradict any FSD-verified scenario in this pass. The §12 open items (particularly §12.1's exact Dr/Cr equality question) now have more concrete real-data support — recommend keeping the existing "add V8" position unchanged.</w:t>
+      </w:r>
+    </w:p>
+    <w:p>
+      <w:pPr>
+        <w:spacing w:before="360" w:after="120"/>
+      </w:pPr>
+      <w:r>
+        <w:rPr>
+          <w:b/>
+          <w:sz w:val="28"/>
+          <w:szCs w:val="28"/>
+        </w:rPr>
+        <w:t xml:space="preserve">Spec Sync — 2026-08 Hardening Review (implementation)</w:t>
+      </w:r>
+    </w:p>
+    <w:p>
+      <w:r>
+        <w:t xml:space="preserve">The following implementation hardening changes were applied to the Payment Component service after review; each is unit-tested (261 tests, 100% coverage). Recorded here for spec alignment.</w:t>
+      </w:r>
+    </w:p>
+    <w:p>
+      <w:pPr>
+        <w:spacing w:before="120"/>
+      </w:pPr>
+      <w:r>
+        <w:rPr>
+          <w:b/>
+        </w:rPr>
+        <w:t xml:space="preserve">C-2 — Payload-aware idempotency: </w:t>
+      </w:r>
+      <w:r>
+        <w:t xml:space="preserve">a repeat POST on the same natural key (originModule, mainRef, sequence) with a DIFFERENT request payload now returns 409 IDEMPOTENCY_KEY_CONFLICT instead of silently replaying the original; an identical resend still replays (200). A canonical request fingerprint (SHA-256) is stored as a system/control field alongside the instruction; the OAS response body is unchanged. (H-1, the concurrency race, is closed by the same production DB landing: UNIQUE(origin_module, main_ref, sequence) + atomic upsert comparing the fingerprint.)</w:t>
+      </w:r>
+    </w:p>
+    <w:p>
+      <w:pPr>
+        <w:spacing w:before="120"/>
+      </w:pPr>
+      <w:r>
+        <w:rPr>
+          <w:b/>
+        </w:rPr>
+        <w:t xml:space="preserve">H-2 — Currency minor-unit validation: </w:t>
+      </w:r>
+      <w:r>
+        <w:t xml:space="preserve">submitted amounts are validated against the currency's decimal places (Currency API decimals): amountTxCcy vs the transaction currency, amountAccountCcy vs the leg currency, and each Suspense entry vs its own currency. Over-precision (e.g. JPY 100.50, EUR 1.234) is rejected with 400. A currency absent from the master is skipped (source of truth).</w:t>
+      </w:r>
+    </w:p>
+    <w:p>
+      <w:pPr>
+        <w:spacing w:before="120"/>
+      </w:pPr>
+      <w:r>
+        <w:rPr>
+          <w:b/>
+        </w:rPr>
+        <w:t xml:space="preserve">H-3 — SWIFT 32A vs 33B, and UETR: </w:t>
+      </w:r>
+      <w:r>
+        <w:t xml:space="preserve">settlement amount (32A, settled/account currency) and instructed amount (33B, transaction currency) are no longer forced equal — they differ for a cross-currency payment; a new SwiftMessage.instructedCurrency field carries 33B's currency (same-currency payments unchanged). A gpi UETR (v4 UUID) is now populated on every message, shared by a leg's advice and its cover. serviceTypeId / isGpiMember remain a config-driven follow-up.</w:t>
+      </w:r>
+    </w:p>
+    <w:p>
+      <w:pPr>
+        <w:spacing w:before="120"/>
+      </w:pPr>
+      <w:r>
+        <w:rPr>
+          <w:b/>
+        </w:rPr>
+        <w:t xml:space="preserve">M-1 — Negative amounts rejected: </w:t>
+      </w:r>
+      <w:r>
+        <w:t xml:space="preserve">strictly-negative caller amounts (submitted legs + Suspense entries) are rejected with 400. Direction is expressed by the Dr/Cr side, never by sign; the only ledger negative is the FX Exchange (兌換) Dr/Cr side-swap, which the server generates on the opposite side with a positive amount, after validation.</w:t>
+      </w:r>
+    </w:p>
+    <w:p>
+      <w:pPr>
+        <w:spacing w:before="120"/>
+      </w:pPr>
+      <w:r>
+        <w:rPr>
+          <w:b/>
+        </w:rPr>
+        <w:t xml:space="preserve">M-2 — Exchange rate must be greater than 0: </w:t>
+      </w:r>
+      <w:r>
+        <w:t xml:space="preserve">a zero rate is rejected with 400; negative was already blocked by the ExchangeRate pattern (no leading sign). Applies to every rate field and to Suspense crossRate.</w:t>
+      </w:r>
+    </w:p>
+    <w:p>
+      <w:pPr>
+        <w:spacing w:before="120"/>
+      </w:pPr>
+      <w:r>
+        <w:rPr>
+          <w:b/>
+        </w:rPr>
+        <w:t xml:space="preserve">M-7 — Exact balance for every module: </w:t>
+      </w:r>
+      <w:r>
+        <w:t xml:space="preserve">the RPFM automatic +/-0.01 tolerance was removed; the Confirm flow now requires exact Dr = Cr for all originModules (RPFM included). The legacy +/-0.01 was a screen-level percentage-split slack, not a posting rule. A genuine rounding residual should be posted to an explicit rounding-difference leg (follow-up).</w:t>
       </w:r>
     </w:p>
     <w:sectPr>
